--- a/demo_project_file.docx
+++ b/demo_project_file.docx
@@ -4,13 +4,23 @@
   <w:body>
     <w:p>
       <w:pPr>
-        <w:jc w:val="both"/>
+        <w:jc w:val="center"/>
         <w:rPr>
           <w:rFonts w:ascii="Times New Roman" w:hAnsi="Times New Roman" w:cs="Times New Roman"/>
-          <w:sz w:val="28"/>
-          <w:szCs w:val="28"/>
-        </w:rPr>
-      </w:pPr>
+          <w:color w:val="000000" w:themeColor="text1"/>
+          <w:sz w:val="28"/>
+          <w:szCs w:val="28"/>
+        </w:rPr>
+      </w:pPr>
+      <w:r>
+        <w:rPr>
+          <w:rFonts w:ascii="Times New Roman" w:hAnsi="Times New Roman" w:cs="Times New Roman"/>
+          <w:color w:val="000000" w:themeColor="text1"/>
+          <w:sz w:val="28"/>
+          <w:szCs w:val="28"/>
+        </w:rPr>
+        <w:t>PROJECT DOCUMENTATION</w:t>
+      </w:r>
     </w:p>
     <w:p>
       <w:pPr>
@@ -428,69 +438,6 @@
       <w:pPr>
         <w:jc w:val="both"/>
         <w:rPr>
-          <w:sz w:val="28"/>
-          <w:szCs w:val="28"/>
-        </w:rPr>
-      </w:pPr>
-    </w:p>
-    <w:p>
-      <w:pPr>
-        <w:jc w:val="both"/>
-        <w:rPr>
-          <w:sz w:val="28"/>
-          <w:szCs w:val="28"/>
-        </w:rPr>
-      </w:pPr>
-    </w:p>
-    <w:p>
-      <w:pPr>
-        <w:jc w:val="both"/>
-        <w:rPr>
-          <w:sz w:val="28"/>
-          <w:szCs w:val="28"/>
-        </w:rPr>
-      </w:pPr>
-    </w:p>
-    <w:p>
-      <w:pPr>
-        <w:jc w:val="both"/>
-        <w:rPr>
-          <w:sz w:val="28"/>
-          <w:szCs w:val="28"/>
-        </w:rPr>
-      </w:pPr>
-    </w:p>
-    <w:p>
-      <w:pPr>
-        <w:jc w:val="both"/>
-        <w:rPr>
-          <w:sz w:val="28"/>
-          <w:szCs w:val="28"/>
-        </w:rPr>
-      </w:pPr>
-    </w:p>
-    <w:p>
-      <w:pPr>
-        <w:jc w:val="both"/>
-        <w:rPr>
-          <w:sz w:val="28"/>
-          <w:szCs w:val="28"/>
-        </w:rPr>
-      </w:pPr>
-    </w:p>
-    <w:p>
-      <w:pPr>
-        <w:jc w:val="both"/>
-        <w:rPr>
-          <w:sz w:val="28"/>
-          <w:szCs w:val="28"/>
-        </w:rPr>
-      </w:pPr>
-    </w:p>
-    <w:p>
-      <w:pPr>
-        <w:jc w:val="both"/>
-        <w:rPr>
           <w:b/>
           <w:bCs/>
           <w:sz w:val="32"/>
@@ -504,6 +451,7 @@
           <w:sz w:val="32"/>
           <w:szCs w:val="32"/>
         </w:rPr>
+        <w:lastRenderedPageBreak/>
         <w:t>ABSTRACT</w:t>
       </w:r>
     </w:p>
@@ -676,6 +624,7 @@
           <w:sz w:val="32"/>
           <w:szCs w:val="32"/>
         </w:rPr>
+        <w:lastRenderedPageBreak/>
         <w:t>INTRODUCTION</w:t>
       </w:r>
     </w:p>
@@ -892,88 +841,88 @@
           <w:sz w:val="28"/>
           <w:szCs w:val="28"/>
         </w:rPr>
+        <w:t xml:space="preserve">Automated ticket routing solves these problems by automatically </w:t>
+      </w:r>
+      <w:proofErr w:type="spellStart"/>
+      <w:r>
+        <w:rPr>
+          <w:sz w:val="28"/>
+          <w:szCs w:val="28"/>
+        </w:rPr>
+        <w:t>analyzing</w:t>
+      </w:r>
+      <w:proofErr w:type="spellEnd"/>
+      <w:r>
+        <w:rPr>
+          <w:sz w:val="28"/>
+          <w:szCs w:val="28"/>
+        </w:rPr>
+        <w:t xml:space="preserve"> the issue type and assigning it to the correct support group.</w:t>
+      </w:r>
+    </w:p>
+    <w:p>
+      <w:pPr>
+        <w:jc w:val="both"/>
+        <w:rPr>
+          <w:sz w:val="28"/>
+          <w:szCs w:val="28"/>
+        </w:rPr>
+      </w:pPr>
+    </w:p>
+    <w:p>
+      <w:pPr>
+        <w:jc w:val="both"/>
+        <w:rPr>
+          <w:sz w:val="28"/>
+          <w:szCs w:val="28"/>
+        </w:rPr>
+      </w:pPr>
+    </w:p>
+    <w:p>
+      <w:pPr>
+        <w:jc w:val="both"/>
+        <w:rPr>
+          <w:sz w:val="28"/>
+          <w:szCs w:val="28"/>
+        </w:rPr>
+      </w:pPr>
+    </w:p>
+    <w:p>
+      <w:pPr>
+        <w:jc w:val="both"/>
+        <w:rPr>
+          <w:sz w:val="28"/>
+          <w:szCs w:val="28"/>
+        </w:rPr>
+      </w:pPr>
+    </w:p>
+    <w:p>
+      <w:pPr>
+        <w:jc w:val="both"/>
+        <w:rPr>
+          <w:sz w:val="28"/>
+          <w:szCs w:val="28"/>
+        </w:rPr>
+      </w:pPr>
+    </w:p>
+    <w:p>
+      <w:pPr>
+        <w:jc w:val="both"/>
+        <w:rPr>
+          <w:b/>
+          <w:bCs/>
+          <w:sz w:val="28"/>
+          <w:szCs w:val="28"/>
+        </w:rPr>
+      </w:pPr>
+      <w:r>
+        <w:rPr>
+          <w:b/>
+          <w:bCs/>
+          <w:sz w:val="28"/>
+          <w:szCs w:val="28"/>
+        </w:rPr>
         <w:lastRenderedPageBreak/>
-        <w:t xml:space="preserve">Automated ticket routing solves these problems by automatically </w:t>
-      </w:r>
-      <w:proofErr w:type="spellStart"/>
-      <w:r>
-        <w:rPr>
-          <w:sz w:val="28"/>
-          <w:szCs w:val="28"/>
-        </w:rPr>
-        <w:t>analyzing</w:t>
-      </w:r>
-      <w:proofErr w:type="spellEnd"/>
-      <w:r>
-        <w:rPr>
-          <w:sz w:val="28"/>
-          <w:szCs w:val="28"/>
-        </w:rPr>
-        <w:t xml:space="preserve"> the issue type and assigning it to the correct support group.</w:t>
-      </w:r>
-    </w:p>
-    <w:p>
-      <w:pPr>
-        <w:jc w:val="both"/>
-        <w:rPr>
-          <w:sz w:val="28"/>
-          <w:szCs w:val="28"/>
-        </w:rPr>
-      </w:pPr>
-    </w:p>
-    <w:p>
-      <w:pPr>
-        <w:jc w:val="both"/>
-        <w:rPr>
-          <w:sz w:val="28"/>
-          <w:szCs w:val="28"/>
-        </w:rPr>
-      </w:pPr>
-    </w:p>
-    <w:p>
-      <w:pPr>
-        <w:jc w:val="both"/>
-        <w:rPr>
-          <w:sz w:val="28"/>
-          <w:szCs w:val="28"/>
-        </w:rPr>
-      </w:pPr>
-    </w:p>
-    <w:p>
-      <w:pPr>
-        <w:jc w:val="both"/>
-        <w:rPr>
-          <w:sz w:val="28"/>
-          <w:szCs w:val="28"/>
-        </w:rPr>
-      </w:pPr>
-    </w:p>
-    <w:p>
-      <w:pPr>
-        <w:jc w:val="both"/>
-        <w:rPr>
-          <w:sz w:val="28"/>
-          <w:szCs w:val="28"/>
-        </w:rPr>
-      </w:pPr>
-    </w:p>
-    <w:p>
-      <w:pPr>
-        <w:jc w:val="both"/>
-        <w:rPr>
-          <w:b/>
-          <w:bCs/>
-          <w:sz w:val="28"/>
-          <w:szCs w:val="28"/>
-        </w:rPr>
-      </w:pPr>
-      <w:r>
-        <w:rPr>
-          <w:b/>
-          <w:bCs/>
-          <w:sz w:val="28"/>
-          <w:szCs w:val="28"/>
-        </w:rPr>
         <w:t>Key Concepts Used in the Project</w:t>
       </w:r>
     </w:p>
@@ -1239,7 +1188,6 @@
           <w:sz w:val="28"/>
           <w:szCs w:val="28"/>
         </w:rPr>
-        <w:lastRenderedPageBreak/>
         <w:t>To reduce manual intervention in ticket routing.</w:t>
       </w:r>
     </w:p>
@@ -1358,6 +1306,7 @@
           <w:sz w:val="28"/>
           <w:szCs w:val="28"/>
         </w:rPr>
+        <w:lastRenderedPageBreak/>
         <w:t>TOOLS AND TECHNOLOGIES USED</w:t>
       </w:r>
     </w:p>
@@ -1845,108 +1794,108 @@
           <w:sz w:val="28"/>
           <w:szCs w:val="28"/>
         </w:rPr>
+        <w:t>A Flow Designer trigger detects when a new ticket record is created or updated.</w:t>
+      </w:r>
+    </w:p>
+    <w:p>
+      <w:pPr>
+        <w:jc w:val="both"/>
+        <w:rPr>
+          <w:b/>
+          <w:bCs/>
+          <w:sz w:val="28"/>
+          <w:szCs w:val="28"/>
+        </w:rPr>
+      </w:pPr>
+      <w:r>
+        <w:rPr>
+          <w:b/>
+          <w:bCs/>
+          <w:sz w:val="28"/>
+          <w:szCs w:val="28"/>
+        </w:rPr>
+        <w:t>Stage 4 – Condition Evaluation</w:t>
+      </w:r>
+    </w:p>
+    <w:p>
+      <w:pPr>
+        <w:jc w:val="both"/>
+        <w:rPr>
+          <w:sz w:val="28"/>
+          <w:szCs w:val="28"/>
+        </w:rPr>
+      </w:pPr>
+      <w:r>
+        <w:rPr>
+          <w:sz w:val="28"/>
+          <w:szCs w:val="28"/>
+        </w:rPr>
+        <w:t>The system checks the issue type (for example login error or certificate issue).</w:t>
+      </w:r>
+    </w:p>
+    <w:p>
+      <w:pPr>
+        <w:jc w:val="both"/>
+        <w:rPr>
+          <w:b/>
+          <w:bCs/>
+          <w:sz w:val="28"/>
+          <w:szCs w:val="28"/>
+        </w:rPr>
+      </w:pPr>
+      <w:r>
+        <w:rPr>
+          <w:b/>
+          <w:bCs/>
+          <w:sz w:val="28"/>
+          <w:szCs w:val="28"/>
+        </w:rPr>
+        <w:t>Stage 5 – Automatic Assignment</w:t>
+      </w:r>
+    </w:p>
+    <w:p>
+      <w:pPr>
+        <w:jc w:val="both"/>
+        <w:rPr>
+          <w:sz w:val="28"/>
+          <w:szCs w:val="28"/>
+        </w:rPr>
+      </w:pPr>
+      <w:r>
+        <w:rPr>
+          <w:sz w:val="28"/>
+          <w:szCs w:val="28"/>
+        </w:rPr>
+        <w:t>Based on the issue type, the ticket is automatically assigned to the correct support group.</w:t>
+      </w:r>
+    </w:p>
+    <w:p>
+      <w:pPr>
+        <w:jc w:val="both"/>
+        <w:rPr>
+          <w:sz w:val="28"/>
+          <w:szCs w:val="28"/>
+        </w:rPr>
+      </w:pPr>
+    </w:p>
+    <w:p>
+      <w:pPr>
+        <w:jc w:val="both"/>
+        <w:rPr>
+          <w:b/>
+          <w:bCs/>
+          <w:sz w:val="28"/>
+          <w:szCs w:val="28"/>
+        </w:rPr>
+      </w:pPr>
+      <w:r>
+        <w:rPr>
+          <w:b/>
+          <w:bCs/>
+          <w:sz w:val="28"/>
+          <w:szCs w:val="28"/>
+        </w:rPr>
         <w:lastRenderedPageBreak/>
-        <w:t>A Flow Designer trigger detects when a new ticket record is created or updated.</w:t>
-      </w:r>
-    </w:p>
-    <w:p>
-      <w:pPr>
-        <w:jc w:val="both"/>
-        <w:rPr>
-          <w:b/>
-          <w:bCs/>
-          <w:sz w:val="28"/>
-          <w:szCs w:val="28"/>
-        </w:rPr>
-      </w:pPr>
-      <w:r>
-        <w:rPr>
-          <w:b/>
-          <w:bCs/>
-          <w:sz w:val="28"/>
-          <w:szCs w:val="28"/>
-        </w:rPr>
-        <w:t>Stage 4 – Condition Evaluation</w:t>
-      </w:r>
-    </w:p>
-    <w:p>
-      <w:pPr>
-        <w:jc w:val="both"/>
-        <w:rPr>
-          <w:sz w:val="28"/>
-          <w:szCs w:val="28"/>
-        </w:rPr>
-      </w:pPr>
-      <w:r>
-        <w:rPr>
-          <w:sz w:val="28"/>
-          <w:szCs w:val="28"/>
-        </w:rPr>
-        <w:t>The system checks the issue type (for example login error or certificate issue).</w:t>
-      </w:r>
-    </w:p>
-    <w:p>
-      <w:pPr>
-        <w:jc w:val="both"/>
-        <w:rPr>
-          <w:b/>
-          <w:bCs/>
-          <w:sz w:val="28"/>
-          <w:szCs w:val="28"/>
-        </w:rPr>
-      </w:pPr>
-      <w:r>
-        <w:rPr>
-          <w:b/>
-          <w:bCs/>
-          <w:sz w:val="28"/>
-          <w:szCs w:val="28"/>
-        </w:rPr>
-        <w:t>Stage 5 – Automatic Assignment</w:t>
-      </w:r>
-    </w:p>
-    <w:p>
-      <w:pPr>
-        <w:jc w:val="both"/>
-        <w:rPr>
-          <w:sz w:val="28"/>
-          <w:szCs w:val="28"/>
-        </w:rPr>
-      </w:pPr>
-      <w:r>
-        <w:rPr>
-          <w:sz w:val="28"/>
-          <w:szCs w:val="28"/>
-        </w:rPr>
-        <w:t>Based on the issue type, the ticket is automatically assigned to the correct support group.</w:t>
-      </w:r>
-    </w:p>
-    <w:p>
-      <w:pPr>
-        <w:jc w:val="both"/>
-        <w:rPr>
-          <w:sz w:val="28"/>
-          <w:szCs w:val="28"/>
-        </w:rPr>
-      </w:pPr>
-    </w:p>
-    <w:p>
-      <w:pPr>
-        <w:jc w:val="both"/>
-        <w:rPr>
-          <w:b/>
-          <w:bCs/>
-          <w:sz w:val="28"/>
-          <w:szCs w:val="28"/>
-        </w:rPr>
-      </w:pPr>
-      <w:r>
-        <w:rPr>
-          <w:b/>
-          <w:bCs/>
-          <w:sz w:val="28"/>
-          <w:szCs w:val="28"/>
-        </w:rPr>
         <w:t>PROJECT IMPLEMENTATION STEPS</w:t>
       </w:r>
     </w:p>
@@ -2275,7 +2224,6 @@
           <w:sz w:val="28"/>
           <w:szCs w:val="28"/>
         </w:rPr>
-        <w:lastRenderedPageBreak/>
         <w:t>Roles were created to define user permissions.</w:t>
       </w:r>
     </w:p>
@@ -2425,6 +2373,7 @@
           <w:sz w:val="28"/>
           <w:szCs w:val="28"/>
         </w:rPr>
+        <w:lastRenderedPageBreak/>
         <w:t>Fields include:</w:t>
       </w:r>
     </w:p>
@@ -2708,106 +2657,106 @@
           <w:sz w:val="28"/>
           <w:szCs w:val="28"/>
         </w:rPr>
+        <w:t>Both platform and certificate roles were granted read and write permissions.</w:t>
+      </w:r>
+    </w:p>
+    <w:p>
+      <w:pPr>
+        <w:jc w:val="both"/>
+        <w:rPr>
+          <w:sz w:val="28"/>
+          <w:szCs w:val="28"/>
+        </w:rPr>
+      </w:pPr>
+    </w:p>
+    <w:p>
+      <w:pPr>
+        <w:jc w:val="both"/>
+        <w:rPr>
+          <w:b/>
+          <w:bCs/>
+          <w:sz w:val="28"/>
+          <w:szCs w:val="28"/>
+        </w:rPr>
+      </w:pPr>
+      <w:r>
+        <w:rPr>
+          <w:b/>
+          <w:bCs/>
+          <w:sz w:val="28"/>
+          <w:szCs w:val="28"/>
+        </w:rPr>
+        <w:t>Milestone 7 – Creating Access Control Lists</w:t>
+      </w:r>
+    </w:p>
+    <w:p>
+      <w:pPr>
+        <w:jc w:val="both"/>
+        <w:rPr>
+          <w:sz w:val="28"/>
+          <w:szCs w:val="28"/>
+        </w:rPr>
+      </w:pPr>
+      <w:r>
+        <w:rPr>
+          <w:sz w:val="28"/>
+          <w:szCs w:val="28"/>
+        </w:rPr>
+        <w:t>ACL rules were created to secure access to the table fields.</w:t>
+      </w:r>
+    </w:p>
+    <w:p>
+      <w:pPr>
+        <w:jc w:val="both"/>
+        <w:rPr>
+          <w:sz w:val="28"/>
+          <w:szCs w:val="28"/>
+        </w:rPr>
+      </w:pPr>
+      <w:r>
+        <w:rPr>
+          <w:sz w:val="28"/>
+          <w:szCs w:val="28"/>
+        </w:rPr>
+        <w:t>These rules ensure that only users with appropriate roles can read or modify the records.</w:t>
+      </w:r>
+    </w:p>
+    <w:p>
+      <w:pPr>
+        <w:jc w:val="both"/>
+        <w:rPr>
+          <w:sz w:val="28"/>
+          <w:szCs w:val="28"/>
+        </w:rPr>
+      </w:pPr>
+    </w:p>
+    <w:p>
+      <w:pPr>
+        <w:jc w:val="both"/>
+        <w:rPr>
+          <w:sz w:val="28"/>
+          <w:szCs w:val="28"/>
+        </w:rPr>
+      </w:pPr>
+    </w:p>
+    <w:p>
+      <w:pPr>
+        <w:jc w:val="both"/>
+        <w:rPr>
+          <w:b/>
+          <w:bCs/>
+          <w:sz w:val="28"/>
+          <w:szCs w:val="28"/>
+        </w:rPr>
+      </w:pPr>
+      <w:r>
+        <w:rPr>
+          <w:b/>
+          <w:bCs/>
+          <w:sz w:val="28"/>
+          <w:szCs w:val="28"/>
+        </w:rPr>
         <w:lastRenderedPageBreak/>
-        <w:t>Both platform and certificate roles were granted read and write permissions.</w:t>
-      </w:r>
-    </w:p>
-    <w:p>
-      <w:pPr>
-        <w:jc w:val="both"/>
-        <w:rPr>
-          <w:sz w:val="28"/>
-          <w:szCs w:val="28"/>
-        </w:rPr>
-      </w:pPr>
-    </w:p>
-    <w:p>
-      <w:pPr>
-        <w:jc w:val="both"/>
-        <w:rPr>
-          <w:b/>
-          <w:bCs/>
-          <w:sz w:val="28"/>
-          <w:szCs w:val="28"/>
-        </w:rPr>
-      </w:pPr>
-      <w:r>
-        <w:rPr>
-          <w:b/>
-          <w:bCs/>
-          <w:sz w:val="28"/>
-          <w:szCs w:val="28"/>
-        </w:rPr>
-        <w:t>Milestone 7 – Creating Access Control Lists</w:t>
-      </w:r>
-    </w:p>
-    <w:p>
-      <w:pPr>
-        <w:jc w:val="both"/>
-        <w:rPr>
-          <w:sz w:val="28"/>
-          <w:szCs w:val="28"/>
-        </w:rPr>
-      </w:pPr>
-      <w:r>
-        <w:rPr>
-          <w:sz w:val="28"/>
-          <w:szCs w:val="28"/>
-        </w:rPr>
-        <w:t>ACL rules were created to secure access to the table fields.</w:t>
-      </w:r>
-    </w:p>
-    <w:p>
-      <w:pPr>
-        <w:jc w:val="both"/>
-        <w:rPr>
-          <w:sz w:val="28"/>
-          <w:szCs w:val="28"/>
-        </w:rPr>
-      </w:pPr>
-      <w:r>
-        <w:rPr>
-          <w:sz w:val="28"/>
-          <w:szCs w:val="28"/>
-        </w:rPr>
-        <w:t>These rules ensure that only users with appropriate roles can read or modify the records.</w:t>
-      </w:r>
-    </w:p>
-    <w:p>
-      <w:pPr>
-        <w:jc w:val="both"/>
-        <w:rPr>
-          <w:sz w:val="28"/>
-          <w:szCs w:val="28"/>
-        </w:rPr>
-      </w:pPr>
-    </w:p>
-    <w:p>
-      <w:pPr>
-        <w:jc w:val="both"/>
-        <w:rPr>
-          <w:sz w:val="28"/>
-          <w:szCs w:val="28"/>
-        </w:rPr>
-      </w:pPr>
-    </w:p>
-    <w:p>
-      <w:pPr>
-        <w:jc w:val="both"/>
-        <w:rPr>
-          <w:b/>
-          <w:bCs/>
-          <w:sz w:val="28"/>
-          <w:szCs w:val="28"/>
-        </w:rPr>
-      </w:pPr>
-      <w:r>
-        <w:rPr>
-          <w:b/>
-          <w:bCs/>
-          <w:sz w:val="28"/>
-          <w:szCs w:val="28"/>
-        </w:rPr>
         <w:t>Milestone 8 – Flow Automation</w:t>
       </w:r>
     </w:p>
@@ -3161,69 +3110,129 @@
           <w:sz w:val="28"/>
           <w:szCs w:val="28"/>
         </w:rPr>
+        <w:t>Support teams received relevant tickets directly.</w:t>
+      </w:r>
+    </w:p>
+    <w:p>
+      <w:pPr>
+        <w:jc w:val="both"/>
+        <w:rPr>
+          <w:sz w:val="28"/>
+          <w:szCs w:val="28"/>
+        </w:rPr>
+      </w:pPr>
+      <w:r>
+        <w:rPr>
+          <w:sz w:val="28"/>
+          <w:szCs w:val="28"/>
+        </w:rPr>
+        <w:t>The automation improved overall efficiency in support operations.</w:t>
+      </w:r>
+    </w:p>
+    <w:p>
+      <w:pPr>
+        <w:jc w:val="both"/>
+        <w:rPr>
+          <w:sz w:val="28"/>
+          <w:szCs w:val="28"/>
+        </w:rPr>
+      </w:pPr>
+    </w:p>
+    <w:p>
+      <w:pPr>
+        <w:jc w:val="both"/>
+        <w:rPr>
+          <w:b/>
+          <w:bCs/>
+          <w:sz w:val="28"/>
+          <w:szCs w:val="28"/>
+        </w:rPr>
+      </w:pPr>
+      <w:r>
+        <w:rPr>
+          <w:b/>
+          <w:bCs/>
+          <w:sz w:val="28"/>
+          <w:szCs w:val="28"/>
+        </w:rPr>
+        <w:t>ADVANTAGES</w:t>
+      </w:r>
+    </w:p>
+    <w:p>
+      <w:pPr>
+        <w:jc w:val="both"/>
+        <w:rPr>
+          <w:sz w:val="28"/>
+          <w:szCs w:val="28"/>
+        </w:rPr>
+      </w:pPr>
+      <w:r>
+        <w:rPr>
+          <w:sz w:val="28"/>
+          <w:szCs w:val="28"/>
+        </w:rPr>
+        <w:t>Automation of Ticket Assignment</w:t>
+      </w:r>
+      <w:r>
+        <w:rPr>
+          <w:sz w:val="28"/>
+          <w:szCs w:val="28"/>
+        </w:rPr>
+        <w:t xml:space="preserve"> </w:t>
+      </w:r>
+      <w:r>
+        <w:rPr>
+          <w:sz w:val="28"/>
+          <w:szCs w:val="28"/>
+        </w:rPr>
+        <w:t>Support tickets are automatically routed to the correct teams.</w:t>
+      </w:r>
+    </w:p>
+    <w:p>
+      <w:pPr>
+        <w:jc w:val="both"/>
+        <w:rPr>
+          <w:sz w:val="28"/>
+          <w:szCs w:val="28"/>
+        </w:rPr>
+      </w:pPr>
+      <w:r>
+        <w:rPr>
+          <w:sz w:val="28"/>
+          <w:szCs w:val="28"/>
+        </w:rPr>
+        <w:t>Reduced Manual Work</w:t>
+      </w:r>
+      <w:r>
+        <w:rPr>
+          <w:sz w:val="28"/>
+          <w:szCs w:val="28"/>
+        </w:rPr>
+        <w:t xml:space="preserve"> </w:t>
+      </w:r>
+      <w:r>
+        <w:rPr>
+          <w:sz w:val="28"/>
+          <w:szCs w:val="28"/>
+        </w:rPr>
+        <w:t>Administrators no longer need to manually assign tickets.</w:t>
+      </w:r>
+    </w:p>
+    <w:p>
+      <w:pPr>
+        <w:jc w:val="both"/>
+        <w:rPr>
+          <w:sz w:val="28"/>
+          <w:szCs w:val="28"/>
+        </w:rPr>
+      </w:pPr>
+      <w:r>
+        <w:rPr>
+          <w:sz w:val="28"/>
+          <w:szCs w:val="28"/>
+        </w:rPr>
         <w:lastRenderedPageBreak/>
-        <w:t>Support teams received relevant tickets directly.</w:t>
-      </w:r>
-    </w:p>
-    <w:p>
-      <w:pPr>
-        <w:jc w:val="both"/>
-        <w:rPr>
-          <w:sz w:val="28"/>
-          <w:szCs w:val="28"/>
-        </w:rPr>
-      </w:pPr>
-      <w:r>
-        <w:rPr>
-          <w:sz w:val="28"/>
-          <w:szCs w:val="28"/>
-        </w:rPr>
-        <w:t>The automation improved overall efficiency in support operations.</w:t>
-      </w:r>
-    </w:p>
-    <w:p>
-      <w:pPr>
-        <w:jc w:val="both"/>
-        <w:rPr>
-          <w:sz w:val="28"/>
-          <w:szCs w:val="28"/>
-        </w:rPr>
-      </w:pPr>
-    </w:p>
-    <w:p>
-      <w:pPr>
-        <w:jc w:val="both"/>
-        <w:rPr>
-          <w:b/>
-          <w:bCs/>
-          <w:sz w:val="28"/>
-          <w:szCs w:val="28"/>
-        </w:rPr>
-      </w:pPr>
-      <w:r>
-        <w:rPr>
-          <w:b/>
-          <w:bCs/>
-          <w:sz w:val="28"/>
-          <w:szCs w:val="28"/>
-        </w:rPr>
-        <w:t>ADVANTAGES</w:t>
-      </w:r>
-    </w:p>
-    <w:p>
-      <w:pPr>
-        <w:jc w:val="both"/>
-        <w:rPr>
-          <w:sz w:val="28"/>
-          <w:szCs w:val="28"/>
-        </w:rPr>
-      </w:pPr>
-      <w:r>
-        <w:rPr>
-          <w:sz w:val="28"/>
-          <w:szCs w:val="28"/>
-        </w:rPr>
-        <w:t>Automation of Ticket Assignment</w:t>
+        <w:t>Improved Efficiency</w:t>
       </w:r>
       <w:r>
         <w:rPr>
@@ -3237,23 +3246,23 @@
           <w:sz w:val="28"/>
           <w:szCs w:val="28"/>
         </w:rPr>
-        <w:t>Support tickets are automatically routed to the correct teams.</w:t>
-      </w:r>
-    </w:p>
-    <w:p>
-      <w:pPr>
-        <w:jc w:val="both"/>
-        <w:rPr>
-          <w:sz w:val="28"/>
-          <w:szCs w:val="28"/>
-        </w:rPr>
-      </w:pPr>
-      <w:r>
-        <w:rPr>
-          <w:sz w:val="28"/>
-          <w:szCs w:val="28"/>
-        </w:rPr>
-        <w:t>Reduced Manual Work</w:t>
+        <w:t>Support teams receive issues related to their expertise.</w:t>
+      </w:r>
+    </w:p>
+    <w:p>
+      <w:pPr>
+        <w:jc w:val="both"/>
+        <w:rPr>
+          <w:sz w:val="28"/>
+          <w:szCs w:val="28"/>
+        </w:rPr>
+      </w:pPr>
+      <w:r>
+        <w:rPr>
+          <w:sz w:val="28"/>
+          <w:szCs w:val="28"/>
+        </w:rPr>
+        <w:t>Faster Issue Resolution</w:t>
       </w:r>
       <w:r>
         <w:rPr>
@@ -3267,23 +3276,23 @@
           <w:sz w:val="28"/>
           <w:szCs w:val="28"/>
         </w:rPr>
-        <w:t>Administrators no longer need to manually assign tickets.</w:t>
-      </w:r>
-    </w:p>
-    <w:p>
-      <w:pPr>
-        <w:jc w:val="both"/>
-        <w:rPr>
-          <w:sz w:val="28"/>
-          <w:szCs w:val="28"/>
-        </w:rPr>
-      </w:pPr>
-      <w:r>
-        <w:rPr>
-          <w:sz w:val="28"/>
-          <w:szCs w:val="28"/>
-        </w:rPr>
-        <w:t>Improved Efficiency</w:t>
+        <w:t>Tickets are handled more quickly by appropriate teams.</w:t>
+      </w:r>
+    </w:p>
+    <w:p>
+      <w:pPr>
+        <w:jc w:val="both"/>
+        <w:rPr>
+          <w:sz w:val="28"/>
+          <w:szCs w:val="28"/>
+        </w:rPr>
+      </w:pPr>
+      <w:r>
+        <w:rPr>
+          <w:sz w:val="28"/>
+          <w:szCs w:val="28"/>
+        </w:rPr>
+        <w:t>Better Customer Satisfaction</w:t>
       </w:r>
       <w:r>
         <w:rPr>
@@ -3297,23 +3306,52 @@
           <w:sz w:val="28"/>
           <w:szCs w:val="28"/>
         </w:rPr>
-        <w:t>Support teams receive issues related to their expertise.</w:t>
-      </w:r>
-    </w:p>
-    <w:p>
-      <w:pPr>
-        <w:jc w:val="both"/>
-        <w:rPr>
-          <w:sz w:val="28"/>
-          <w:szCs w:val="28"/>
-        </w:rPr>
-      </w:pPr>
-      <w:r>
-        <w:rPr>
-          <w:sz w:val="28"/>
-          <w:szCs w:val="28"/>
-        </w:rPr>
-        <w:t>Faster Issue Resolution</w:t>
+        <w:t>Users receive faster responses to their issues.</w:t>
+      </w:r>
+    </w:p>
+    <w:p>
+      <w:pPr>
+        <w:jc w:val="both"/>
+        <w:rPr>
+          <w:sz w:val="28"/>
+          <w:szCs w:val="28"/>
+        </w:rPr>
+      </w:pPr>
+    </w:p>
+    <w:p>
+      <w:pPr>
+        <w:jc w:val="both"/>
+        <w:rPr>
+          <w:b/>
+          <w:bCs/>
+          <w:sz w:val="28"/>
+          <w:szCs w:val="28"/>
+        </w:rPr>
+      </w:pPr>
+      <w:r>
+        <w:rPr>
+          <w:b/>
+          <w:bCs/>
+          <w:sz w:val="28"/>
+          <w:szCs w:val="28"/>
+        </w:rPr>
+        <w:t>LIMITATIONS</w:t>
+      </w:r>
+    </w:p>
+    <w:p>
+      <w:pPr>
+        <w:jc w:val="both"/>
+        <w:rPr>
+          <w:sz w:val="28"/>
+          <w:szCs w:val="28"/>
+        </w:rPr>
+      </w:pPr>
+      <w:r>
+        <w:rPr>
+          <w:sz w:val="28"/>
+          <w:szCs w:val="28"/>
+        </w:rPr>
+        <w:t>Limited Issue Categories</w:t>
       </w:r>
       <w:r>
         <w:rPr>
@@ -3327,23 +3365,23 @@
           <w:sz w:val="28"/>
           <w:szCs w:val="28"/>
         </w:rPr>
-        <w:t>Tickets are handled more quickly by appropriate teams.</w:t>
-      </w:r>
-    </w:p>
-    <w:p>
-      <w:pPr>
-        <w:jc w:val="both"/>
-        <w:rPr>
-          <w:sz w:val="28"/>
-          <w:szCs w:val="28"/>
-        </w:rPr>
-      </w:pPr>
-      <w:r>
-        <w:rPr>
-          <w:sz w:val="28"/>
-          <w:szCs w:val="28"/>
-        </w:rPr>
-        <w:t>Better Customer Satisfaction</w:t>
+        <w:t>The system currently handles only a limited number of issue types.</w:t>
+      </w:r>
+    </w:p>
+    <w:p>
+      <w:pPr>
+        <w:jc w:val="both"/>
+        <w:rPr>
+          <w:sz w:val="28"/>
+          <w:szCs w:val="28"/>
+        </w:rPr>
+      </w:pPr>
+      <w:r>
+        <w:rPr>
+          <w:sz w:val="28"/>
+          <w:szCs w:val="28"/>
+        </w:rPr>
+        <w:t>Dependency on Accurate Input</w:t>
       </w:r>
       <w:r>
         <w:rPr>
@@ -3357,52 +3395,23 @@
           <w:sz w:val="28"/>
           <w:szCs w:val="28"/>
         </w:rPr>
-        <w:t>Users receive faster responses to their issues.</w:t>
-      </w:r>
-    </w:p>
-    <w:p>
-      <w:pPr>
-        <w:jc w:val="both"/>
-        <w:rPr>
-          <w:sz w:val="28"/>
-          <w:szCs w:val="28"/>
-        </w:rPr>
-      </w:pPr>
-    </w:p>
-    <w:p>
-      <w:pPr>
-        <w:jc w:val="both"/>
-        <w:rPr>
-          <w:b/>
-          <w:bCs/>
-          <w:sz w:val="28"/>
-          <w:szCs w:val="28"/>
-        </w:rPr>
-      </w:pPr>
-      <w:r>
-        <w:rPr>
-          <w:b/>
-          <w:bCs/>
-          <w:sz w:val="28"/>
-          <w:szCs w:val="28"/>
-        </w:rPr>
-        <w:t>LIMITATIONS</w:t>
-      </w:r>
-    </w:p>
-    <w:p>
-      <w:pPr>
-        <w:jc w:val="both"/>
-        <w:rPr>
-          <w:sz w:val="28"/>
-          <w:szCs w:val="28"/>
-        </w:rPr>
-      </w:pPr>
-      <w:r>
-        <w:rPr>
-          <w:sz w:val="28"/>
-          <w:szCs w:val="28"/>
-        </w:rPr>
-        <w:t>Limited Issue Categories</w:t>
+        <w:t>Incorrect issue selection by users may lead to incorrect routing.</w:t>
+      </w:r>
+    </w:p>
+    <w:p>
+      <w:pPr>
+        <w:jc w:val="both"/>
+        <w:rPr>
+          <w:sz w:val="28"/>
+          <w:szCs w:val="28"/>
+        </w:rPr>
+      </w:pPr>
+      <w:r>
+        <w:rPr>
+          <w:sz w:val="28"/>
+          <w:szCs w:val="28"/>
+        </w:rPr>
+        <w:t>Initial Configuration Complexity</w:t>
       </w:r>
       <w:r>
         <w:rPr>
@@ -3416,140 +3425,80 @@
           <w:sz w:val="28"/>
           <w:szCs w:val="28"/>
         </w:rPr>
-        <w:t>The system currently handles only a limited number of issue types.</w:t>
-      </w:r>
-    </w:p>
-    <w:p>
-      <w:pPr>
-        <w:jc w:val="both"/>
-        <w:rPr>
-          <w:sz w:val="28"/>
-          <w:szCs w:val="28"/>
-        </w:rPr>
-      </w:pPr>
-      <w:r>
-        <w:rPr>
-          <w:sz w:val="28"/>
-          <w:szCs w:val="28"/>
-        </w:rPr>
-        <w:t>Dependency on Accurate Input</w:t>
-      </w:r>
-      <w:r>
-        <w:rPr>
-          <w:sz w:val="28"/>
-          <w:szCs w:val="28"/>
+        <w:t>Setting up roles, ACLs, and flows requires proper configuration knowledge.</w:t>
+      </w:r>
+    </w:p>
+    <w:p>
+      <w:pPr>
+        <w:jc w:val="both"/>
+        <w:rPr>
+          <w:sz w:val="28"/>
+          <w:szCs w:val="28"/>
+        </w:rPr>
+      </w:pPr>
+    </w:p>
+    <w:p>
+      <w:pPr>
+        <w:jc w:val="both"/>
+        <w:rPr>
+          <w:b/>
+          <w:bCs/>
+          <w:sz w:val="28"/>
+          <w:szCs w:val="28"/>
+          <w:lang w:val="en-US"/>
+        </w:rPr>
+      </w:pPr>
+      <w:r>
+        <w:rPr>
+          <w:b/>
+          <w:bCs/>
+          <w:sz w:val="28"/>
+          <w:szCs w:val="28"/>
+          <w:lang w:val="en-US"/>
+        </w:rPr>
+        <w:t>SCREENSHOT</w:t>
+      </w:r>
+    </w:p>
+    <w:p>
+      <w:pPr>
+        <w:jc w:val="both"/>
+        <w:rPr>
+          <w:b/>
+          <w:bCs/>
+          <w:sz w:val="28"/>
+          <w:szCs w:val="28"/>
+          <w:lang w:val="en-US"/>
+        </w:rPr>
+      </w:pPr>
+    </w:p>
+    <w:p>
+      <w:pPr>
+        <w:jc w:val="both"/>
+        <w:rPr>
+          <w:b/>
+          <w:bCs/>
+          <w:sz w:val="28"/>
+          <w:szCs w:val="28"/>
+          <w:lang w:val="en-US"/>
+        </w:rPr>
+      </w:pPr>
+      <w:r>
+        <w:rPr>
+          <w:b/>
+          <w:bCs/>
+          <w:sz w:val="28"/>
+          <w:szCs w:val="28"/>
+        </w:rPr>
+        <w:t>Activity 1:</w:t>
+      </w:r>
+      <w:r>
+        <w:rPr>
+          <w:color w:val="000000"/>
         </w:rPr>
         <w:t xml:space="preserve"> </w:t>
       </w:r>
       <w:r>
         <w:rPr>
-          <w:sz w:val="28"/>
-          <w:szCs w:val="28"/>
-        </w:rPr>
-        <w:t>Incorrect issue selection by users may lead to incorrect routing.</w:t>
-      </w:r>
-    </w:p>
-    <w:p>
-      <w:pPr>
-        <w:jc w:val="both"/>
-        <w:rPr>
-          <w:sz w:val="28"/>
-          <w:szCs w:val="28"/>
-        </w:rPr>
-      </w:pPr>
-      <w:r>
-        <w:rPr>
-          <w:sz w:val="28"/>
-          <w:szCs w:val="28"/>
-        </w:rPr>
-        <w:t>Initial Configuration Complexity</w:t>
-      </w:r>
-      <w:r>
-        <w:rPr>
-          <w:sz w:val="28"/>
-          <w:szCs w:val="28"/>
-        </w:rPr>
-        <w:t xml:space="preserve"> </w:t>
-      </w:r>
-      <w:r>
-        <w:rPr>
-          <w:sz w:val="28"/>
-          <w:szCs w:val="28"/>
-        </w:rPr>
-        <w:t>Setting up roles, ACLs, and flows requires proper configuration knowledge.</w:t>
-      </w:r>
-    </w:p>
-    <w:p>
-      <w:pPr>
-        <w:jc w:val="both"/>
-        <w:rPr>
-          <w:sz w:val="28"/>
-          <w:szCs w:val="28"/>
-        </w:rPr>
-      </w:pPr>
-    </w:p>
-    <w:p>
-      <w:pPr>
-        <w:jc w:val="both"/>
-        <w:rPr>
-          <w:b/>
-          <w:bCs/>
-          <w:sz w:val="28"/>
-          <w:szCs w:val="28"/>
-          <w:lang w:val="en-US"/>
-        </w:rPr>
-      </w:pPr>
-      <w:r>
-        <w:rPr>
-          <w:b/>
-          <w:bCs/>
-          <w:sz w:val="28"/>
-          <w:szCs w:val="28"/>
-          <w:lang w:val="en-US"/>
-        </w:rPr>
-        <w:t>SCREENSHOT</w:t>
-      </w:r>
-    </w:p>
-    <w:p>
-      <w:pPr>
-        <w:jc w:val="both"/>
-        <w:rPr>
-          <w:b/>
-          <w:bCs/>
-          <w:sz w:val="28"/>
-          <w:szCs w:val="28"/>
-          <w:lang w:val="en-US"/>
-        </w:rPr>
-      </w:pPr>
-    </w:p>
-    <w:p>
-      <w:pPr>
-        <w:jc w:val="both"/>
-        <w:rPr>
-          <w:b/>
-          <w:bCs/>
-          <w:sz w:val="28"/>
-          <w:szCs w:val="28"/>
-          <w:lang w:val="en-US"/>
-        </w:rPr>
-      </w:pPr>
-      <w:r>
-        <w:rPr>
-          <w:b/>
-          <w:bCs/>
-          <w:sz w:val="28"/>
-          <w:szCs w:val="28"/>
-        </w:rPr>
-        <w:t>Activity 1:</w:t>
-      </w:r>
-      <w:r>
-        <w:rPr>
-          <w:color w:val="000000"/>
-        </w:rPr>
-        <w:t xml:space="preserve"> </w:t>
-      </w:r>
-      <w:r>
-        <w:rPr>
           <w:b/>
           <w:bCs/>
           <w:sz w:val="28"/>
@@ -3579,7 +3528,6 @@
         <w:rPr>
           <w:noProof/>
         </w:rPr>
-        <w:lastRenderedPageBreak/>
         <w:drawing>
           <wp:inline distT="0" distB="0" distL="0" distR="0" wp14:anchorId="541C4976" wp14:editId="2A3D4C17">
             <wp:extent cx="5731510" cy="2124710"/>
@@ -3668,6 +3616,7 @@
           <w:sz w:val="28"/>
           <w:szCs w:val="28"/>
         </w:rPr>
+        <w:lastRenderedPageBreak/>
         <w:t xml:space="preserve">Activity </w:t>
       </w:r>
       <w:r>
@@ -3936,7 +3885,6 @@
         <w:rPr>
           <w:noProof/>
         </w:rPr>
-        <w:lastRenderedPageBreak/>
         <w:drawing>
           <wp:inline distT="0" distB="0" distL="0" distR="0" wp14:anchorId="483CA9F7" wp14:editId="73FD3579">
             <wp:extent cx="5731510" cy="2047240"/>
@@ -4052,6 +4000,7 @@
           <w:sz w:val="28"/>
           <w:szCs w:val="28"/>
         </w:rPr>
+        <w:lastRenderedPageBreak/>
         <w:t xml:space="preserve">Activity </w:t>
       </w:r>
       <w:r>
@@ -4114,7 +4063,6 @@
         <w:rPr>
           <w:noProof/>
         </w:rPr>
-        <w:lastRenderedPageBreak/>
         <w:drawing>
           <wp:inline distT="0" distB="0" distL="0" distR="0" wp14:anchorId="59AB09EC" wp14:editId="11A88E42">
             <wp:extent cx="3528366" cy="4648603"/>
@@ -4294,9 +4242,9 @@
           <w:sz w:val="28"/>
           <w:szCs w:val="28"/>
         </w:rPr>
+        <w:lastRenderedPageBreak/>
         <w:t xml:space="preserve">Activity </w:t>
       </w:r>
-      <w:proofErr w:type="gramStart"/>
       <w:r>
         <w:rPr>
           <w:b/>
@@ -4322,17 +4270,7 @@
           <w:sz w:val="28"/>
           <w:szCs w:val="28"/>
         </w:rPr>
-        <w:t>Regarding</w:t>
-      </w:r>
-      <w:proofErr w:type="gramEnd"/>
-      <w:r>
-        <w:rPr>
-          <w:b/>
-          <w:bCs/>
-          <w:sz w:val="28"/>
-          <w:szCs w:val="28"/>
-        </w:rPr>
-        <w:t xml:space="preserve"> certificates and </w:t>
+        <w:t xml:space="preserve">Regarding certificates and </w:t>
       </w:r>
       <w:proofErr w:type="spellStart"/>
       <w:r>
@@ -4367,7 +4305,6 @@
         <w:rPr>
           <w:noProof/>
         </w:rPr>
-        <w:lastRenderedPageBreak/>
         <w:drawing>
           <wp:inline distT="0" distB="0" distL="0" distR="0" wp14:anchorId="0E193473" wp14:editId="658C3472">
             <wp:extent cx="5731510" cy="2065655"/>
@@ -4612,6 +4549,7 @@
           <w:sz w:val="28"/>
           <w:szCs w:val="28"/>
         </w:rPr>
+        <w:lastRenderedPageBreak/>
         <w:t>REFERENCES</w:t>
       </w:r>
     </w:p>
@@ -4628,7 +4566,6 @@
           <w:sz w:val="28"/>
           <w:szCs w:val="28"/>
         </w:rPr>
-        <w:lastRenderedPageBreak/>
         <w:t>ServiceNow Documentation – Flow Designer</w:t>
       </w:r>
       <w:r>
